--- a/lab assignment/unit 1/AERT_assignment_Ajites_singh_gusian_2501630014_LAB/PYTHON DSA LAB ASSIGNMENT updated.docx
+++ b/lab assignment/unit 1/AERT_assignment_Ajites_singh_gusian_2501630014_LAB/PYTHON DSA LAB ASSIGNMENT updated.docx
@@ -1,6 +1,6 @@
 
 <file path=word/document.xml><?xml version="1.0" encoding="utf-8"?>
-<w:document xmlns:wpc="http://schemas.microsoft.com/office/word/2010/wordprocessingCanvas" xmlns:cx="http://schemas.microsoft.com/office/drawing/2014/chartex" xmlns:cx1="http://schemas.microsoft.com/office/drawing/2015/9/8/chartex" xmlns:cx2="http://schemas.microsoft.com/office/drawing/2015/10/21/chartex" xmlns:cx3="http://schemas.microsoft.com/office/drawing/2016/5/9/chartex" xmlns:cx4="http://schemas.microsoft.com/office/drawing/2016/5/10/chartex" xmlns:cx5="http://schemas.microsoft.com/office/drawing/2016/5/11/chartex" xmlns:cx6="http://schemas.microsoft.com/office/drawing/2016/5/12/chartex" xmlns:cx7="http://schemas.microsoft.com/office/drawing/2016/5/13/chartex" xmlns:cx8="http://schemas.microsoft.com/office/drawing/2016/5/14/chartex" xmlns:mc="http://schemas.openxmlformats.org/markup-compatibility/2006" xmlns:aink="http://schemas.microsoft.com/office/drawing/2016/ink" xmlns:am3d="http://schemas.microsoft.com/office/drawing/2017/model3d" xmlns:o="urn:schemas-microsoft-com:office:office" xmlns:oel="http://schemas.microsoft.com/office/2019/extlst" xmlns:r="http://schemas.openxmlformats.org/officeDocument/2006/relationships" xmlns:m="http://schemas.openxmlformats.org/officeDocument/2006/math" xmlns:v="urn:schemas-microsoft-com:vml" xmlns:wp14="http://schemas.microsoft.com/office/word/2010/wordprocessingDrawing" xmlns:wp="http://schemas.openxmlformats.org/drawingml/2006/wordprocessingDrawing" xmlns:w10="urn:schemas-microsoft-com:office:word" xmlns:w="http://schemas.openxmlformats.org/wordprocessingml/2006/main" xmlns:w14="http://schemas.microsoft.com/office/word/2010/wordml" xmlns:w15="http://schemas.microsoft.com/office/word/2012/wordml" xmlns:w16cex="http://schemas.microsoft.com/office/word/2018/wordml/cex" xmlns:w16cid="http://schemas.microsoft.com/office/word/2016/wordml/cid" xmlns:w16="http://schemas.microsoft.com/office/word/2018/wordml" xmlns:w16du="http://schemas.microsoft.com/office/word/2023/wordml/word16du" xmlns:w16sdtdh="http://schemas.microsoft.com/office/word/2020/wordml/sdtdatahash" xmlns:w16sdtfl="http://schemas.microsoft.com/office/word/2024/wordml/sdtformatlock" xmlns:w16se="http://schemas.microsoft.com/office/word/2015/wordml/symex" xmlns:wpg="http://schemas.microsoft.com/office/word/2010/wordprocessingGroup" xmlns:wpi="http://schemas.microsoft.com/office/word/2010/wordprocessingInk" xmlns:wne="http://schemas.microsoft.com/office/word/2006/wordml" xmlns:wps="http://schemas.microsoft.com/office/word/2010/wordprocessingShape" mc:Ignorable="w14 w15 w16se w16cid w16 w16cex w16sdtdh w16sdtfl w16du wp14">
+<w:document xmlns:wpc="http://schemas.microsoft.com/office/word/2010/wordprocessingCanvas" xmlns:cx="http://schemas.microsoft.com/office/drawing/2014/chartex" xmlns:cx1="http://schemas.microsoft.com/office/drawing/2015/9/8/chartex" xmlns:cx2="http://schemas.microsoft.com/office/drawing/2015/10/21/chartex" xmlns:cx3="http://schemas.microsoft.com/office/drawing/2016/5/9/chartex" xmlns:cx4="http://schemas.microsoft.com/office/drawing/2016/5/10/chartex" xmlns:cx5="http://schemas.microsoft.com/office/drawing/2016/5/11/chartex" xmlns:cx6="http://schemas.microsoft.com/office/drawing/2016/5/12/chartex" xmlns:cx7="http://schemas.microsoft.com/office/drawing/2016/5/13/chartex" xmlns:cx8="http://schemas.microsoft.com/office/drawing/2016/5/14/chartex" xmlns:mc="http://schemas.openxmlformats.org/markup-compatibility/2006" xmlns:aink="http://schemas.microsoft.com/office/drawing/2016/ink" xmlns:am3d="http://schemas.microsoft.com/office/drawing/2017/model3d" xmlns:o="urn:schemas-microsoft-com:office:office" xmlns:oel="http://schemas.microsoft.com/office/2019/extlst" xmlns:r="http://schemas.openxmlformats.org/officeDocument/2006/relationships" xmlns:m="http://schemas.openxmlformats.org/officeDocument/2006/math" xmlns:v="urn:schemas-microsoft-com:vml" xmlns:wp14="http://schemas.microsoft.com/office/word/2010/wordprocessingDrawing" xmlns:wp="http://schemas.openxmlformats.org/drawingml/2006/wordprocessingDrawing" xmlns:a="http://schemas.openxmlformats.org/drawingml/2006/main" xmlns:pic="http://schemas.openxmlformats.org/drawingml/2006/picture" xmlns:c="http://schemas.openxmlformats.org/drawingml/2006/chart" xmlns:dgm="http://schemas.openxmlformats.org/drawingml/2006/diagram" xmlns:lc="http://schemas.openxmlformats.org/drawingml/2006/lockedCanvas" xmlns:w10="urn:schemas-microsoft-com:office:word" xmlns:w="http://schemas.openxmlformats.org/wordprocessingml/2006/main" xmlns:w14="http://schemas.microsoft.com/office/word/2010/wordml" xmlns:w15="http://schemas.microsoft.com/office/word/2012/wordml" xmlns:w16cex="http://schemas.microsoft.com/office/word/2018/wordml/cex" xmlns:w16cid="http://schemas.microsoft.com/office/word/2016/wordml/cid" xmlns:w16="http://schemas.microsoft.com/office/word/2018/wordml" xmlns:w16du="http://schemas.microsoft.com/office/word/2023/wordml/word16du" xmlns:w16sdtdh="http://schemas.microsoft.com/office/word/2020/wordml/sdtdatahash" xmlns:w16sdtfl="http://schemas.microsoft.com/office/word/2024/wordml/sdtformatlock" xmlns:w16se="http://schemas.microsoft.com/office/word/2015/wordml/symex" xmlns:wpg="http://schemas.microsoft.com/office/word/2010/wordprocessingGroup" xmlns:wpi="http://schemas.microsoft.com/office/word/2010/wordprocessingInk" xmlns:wne="http://schemas.microsoft.com/office/word/2006/wordml" xmlns:wps="http://schemas.microsoft.com/office/word/2010/wordprocessingShape" mc:Ignorable="w14 w15 w16se w16cid w16 w16cex w16sdtdh w16sdtfl w16du wp14">
   <w:body>
     <w:p>
       <w:pPr>
@@ -25,9 +25,6 @@
         </w:rPr>
       </w:pPr>
       <w:r>
-        <w:rPr>
-          <w:rFonts w:ascii="Aptos" w:eastAsia="Aptos" w:hAnsi="Aptos" w:cs="Aptos"/>
-        </w:rPr>
         <w:t>Unit 1</w:t>
       </w:r>
       <w:r>
@@ -75,9 +72,6 @@
         <w:t xml:space="preserve"> Name of the </w:t>
       </w:r>
       <w:r>
-        <w:rPr>
-          <w:rFonts w:ascii="Aptos" w:eastAsia="Aptos" w:hAnsi="Aptos" w:cs="Aptos"/>
-        </w:rPr>
         <w:t>School: SOET</w:t>
       </w:r>
       <w:r>
@@ -139,9 +133,6 @@
         <w:t>Semester</w:t>
       </w:r>
       <w:r>
-        <w:rPr>
-          <w:rFonts w:ascii="Aptos" w:eastAsia="Aptos" w:hAnsi="Aptos" w:cs="Aptos"/>
-        </w:rPr>
         <w:t>: 2</w:t>
       </w:r>
       <w:r>
@@ -160,15 +151,9 @@
         </w:rPr>
       </w:pPr>
       <w:r>
-        <w:rPr>
-          <w:rFonts w:ascii="Aptos" w:eastAsia="Aptos" w:hAnsi="Aptos" w:cs="Aptos"/>
-        </w:rPr>
         <w:t>Batch: 2025-</w:t>
       </w:r>
       <w:r>
-        <w:rPr>
-          <w:rFonts w:ascii="Aptos" w:eastAsia="Aptos" w:hAnsi="Aptos" w:cs="Aptos"/>
-        </w:rPr>
         <w:t>2029</w:t>
       </w:r>
     </w:p>
@@ -187,9 +172,6 @@
         <w:t xml:space="preserve">Student </w:t>
       </w:r>
       <w:r>
-        <w:rPr>
-          <w:rFonts w:ascii="Aptos" w:eastAsia="Aptos" w:hAnsi="Aptos" w:cs="Aptos"/>
-        </w:rPr>
         <w:t>Name: Ajitesh</w:t>
       </w:r>
       <w:r>
@@ -251,36 +233,24 @@
         <w:t xml:space="preserve">In this assignment, I </w:t>
       </w:r>
       <w:r>
-        <w:rPr>
-          <w:rFonts w:ascii="Aptos" w:eastAsia="Aptos" w:hAnsi="Aptos" w:cs="Aptos"/>
-        </w:rPr>
         <w:t>implemented a Python</w:t>
       </w:r>
       <w:r>
         <w:t xml:space="preserve"> toolkit called </w:t>
       </w:r>
       <w:r>
-        <w:rPr>
-          <w:rFonts w:ascii="Aptos" w:eastAsia="Aptos" w:hAnsi="Aptos" w:cs="Aptos"/>
-        </w:rPr>
         <w:t>the Algorithmic</w:t>
       </w:r>
       <w:r>
         <w:t xml:space="preserve"> Efficiency &amp; Recursion Toolkit </w:t>
       </w:r>
       <w:r>
-        <w:rPr>
-          <w:rFonts w:ascii="Aptos" w:eastAsia="Aptos" w:hAnsi="Aptos" w:cs="Aptos"/>
-        </w:rPr>
         <w:t>(AERT).</w:t>
       </w:r>
       <w:r>
         <w:br/>
       </w:r>
       <w:r>
-        <w:rPr>
-          <w:rFonts w:ascii="Aptos" w:eastAsia="Aptos" w:hAnsi="Aptos" w:cs="Aptos"/>
-        </w:rPr>
         <w:t>data structures,</w:t>
       </w:r>
       <w:r>
@@ -449,8 +419,8 @@
     </w:p>
     <w:p>
       <w:r>
-        <w:pict w14:anchorId="6FF565AC">
-          <v:rect id="_x0000_i1025" style="width:0;height:1.5pt" o:hralign="center" o:hrstd="t" o:hr="t" fillcolor="#a0a0a0" stroked="f"/>
+        <w:pict w14:anchorId="575482696">
+          <v:rect id="_x0000_i1025" fillcolor="#a0a0a0" style="width:0;height:1.5pt" o:hralign="center" o:hrstd="t" o:hr="t" stroked="f"/>
         </w:pict>
       </w:r>
     </w:p>
@@ -468,7 +438,6 @@
         </w:rPr>
         <w:t xml:space="preserve">2. Coding Task: Using your </w:t>
       </w:r>
-      <w:proofErr w:type="spellStart"/>
       <w:r>
         <w:rPr>
           <w:b/>
@@ -476,16 +445,12 @@
         </w:rPr>
         <w:t>StackADT</w:t>
       </w:r>
-      <w:proofErr w:type="spellEnd"/>
     </w:p>
     <w:p>
       <w:r>
         <w:t xml:space="preserve">In this assignment, </w:t>
       </w:r>
       <w:r>
-        <w:rPr>
-          <w:rFonts w:ascii="Aptos" w:eastAsia="Aptos" w:hAnsi="Aptos" w:cs="Aptos"/>
-        </w:rPr>
         <w:t>the Stack</w:t>
       </w:r>
       <w:r>
@@ -503,18 +468,12 @@
         <w:t xml:space="preserve">The stack follows </w:t>
       </w:r>
       <w:r>
-        <w:rPr>
-          <w:rFonts w:ascii="Aptos" w:eastAsia="Aptos" w:hAnsi="Aptos" w:cs="Aptos"/>
-        </w:rPr>
         <w:t>the LIFO</w:t>
       </w:r>
       <w:r>
         <w:t xml:space="preserve"> (Last </w:t>
       </w:r>
       <w:r>
-        <w:rPr>
-          <w:rFonts w:ascii="Aptos" w:eastAsia="Aptos" w:hAnsi="Aptos" w:cs="Aptos"/>
-        </w:rPr>
         <w:t>In,</w:t>
       </w:r>
       <w:r>
@@ -526,9 +485,6 @@
         <w:t xml:space="preserve">Why </w:t>
       </w:r>
       <w:r>
-        <w:rPr>
-          <w:rFonts w:ascii="Aptos" w:eastAsia="Aptos" w:hAnsi="Aptos" w:cs="Aptos"/>
-        </w:rPr>
         <w:t>are stack operations</w:t>
       </w:r>
       <w:r>
@@ -540,23 +496,21 @@
         <w:t xml:space="preserve">Operations like push, pop, and peek always work on the top element of the </w:t>
       </w:r>
       <w:r>
-        <w:rPr>
-          <w:rFonts w:ascii="Aptos" w:eastAsia="Aptos" w:hAnsi="Aptos" w:cs="Aptos"/>
-        </w:rPr>
         <w:t>stack.</w:t>
       </w:r>
       <w:r>
         <w:br/>
+      </w:r>
+      <w:r>
         <w:t xml:space="preserve">They do not depend on the number of elements present in the </w:t>
       </w:r>
       <w:r>
-        <w:rPr>
-          <w:rFonts w:ascii="Aptos" w:eastAsia="Aptos" w:hAnsi="Aptos" w:cs="Aptos"/>
-        </w:rPr>
         <w:t>stack.</w:t>
       </w:r>
       <w:r>
         <w:br/>
+      </w:r>
+      <w:r>
         <w:t>So, their time complexity is O(1).</w:t>
       </w:r>
     </w:p>
@@ -568,12 +522,8 @@
         </w:rPr>
       </w:pPr>
       <w:r>
-        <w:rPr>
-          <w:b/>
-          <w:bCs/>
-        </w:rPr>
-        <w:pict w14:anchorId="45761E77">
-          <v:rect id="_x0000_i1026" style="width:468pt;height:1.2pt" o:hralign="center" o:hrstd="t" o:hr="t" fillcolor="#a0a0a0" stroked="f"/>
+        <w:pict w14:anchorId="233581341">
+          <v:rect id="_x0000_i1026" fillcolor="#a0a0a0" style="width:468pt;height:1.2pt" o:hralign="center" o:hrstd="t" o:hr="t" stroked="f"/>
         </w:pict>
       </w:r>
     </w:p>
@@ -619,9 +569,6 @@
         <w:t xml:space="preserve">STACK </w:t>
       </w:r>
       <w:r>
-        <w:rPr>
-          <w:rFonts w:ascii="Aptos" w:eastAsia="Aptos" w:hAnsi="Aptos" w:cs="Aptos"/>
-        </w:rPr>
         <w:t>IMPLEMENTATION</w:t>
       </w:r>
     </w:p>
@@ -634,15 +581,9 @@
         </w:rPr>
       </w:pPr>
       <w:r>
-        <w:rPr>
-          <w:b/>
-          <w:bCs/>
-          <w:noProof/>
-          <w:u w:val="single"/>
-        </w:rPr>
         <w:drawing>
           <wp:inline distT="0" distB="0" distL="0" distR="0" wp14:anchorId="37BA968C" wp14:editId="0C2E4032">
-            <wp:extent cx="4972744" cy="5601482"/>
+            <wp:extent cx="4972050" cy="5600700"/>
             <wp:effectExtent l="0" t="0" r="0" b="0"/>
             <wp:docPr id="421445058" name="Picture 1"/>
             <wp:cNvGraphicFramePr>
@@ -686,15 +627,9 @@
         </w:rPr>
       </w:pPr>
       <w:r>
-        <w:rPr>
-          <w:b/>
-          <w:bCs/>
-          <w:noProof/>
-          <w:u w:val="single"/>
-        </w:rPr>
         <w:drawing>
           <wp:inline distT="0" distB="0" distL="0" distR="0" wp14:anchorId="6CC71D97" wp14:editId="4BE26853">
-            <wp:extent cx="3299460" cy="5962438"/>
+            <wp:extent cx="3295650" cy="5962650"/>
             <wp:effectExtent l="0" t="0" r="0" b="635"/>
             <wp:docPr id="268242077" name="Picture 1"/>
             <wp:cNvGraphicFramePr>
@@ -738,15 +673,9 @@
         </w:rPr>
       </w:pPr>
       <w:r>
-        <w:rPr>
-          <w:b/>
-          <w:bCs/>
-          <w:noProof/>
-          <w:u w:val="single"/>
-        </w:rPr>
         <w:drawing>
           <wp:inline distT="0" distB="0" distL="0" distR="0" wp14:anchorId="74FC6949" wp14:editId="12601979">
-            <wp:extent cx="4086795" cy="7983064"/>
+            <wp:extent cx="4086225" cy="7981950"/>
             <wp:effectExtent l="0" t="0" r="9525" b="0"/>
             <wp:docPr id="1034065794" name="Picture 1"/>
             <wp:cNvGraphicFramePr>
@@ -811,12 +740,9 @@
         <w:t>Part B: Factorial &amp; Fibonacci (Recursion + Complexity)</w:t>
       </w:r>
       <w:r>
-        <w:rPr>
-          <w:noProof/>
-        </w:rPr>
         <w:drawing>
           <wp:inline distT="0" distB="0" distL="0" distR="0" wp14:anchorId="2B9E8528" wp14:editId="47E7B3D5">
-            <wp:extent cx="4414777" cy="1404257"/>
+            <wp:extent cx="4410075" cy="1400175"/>
             <wp:effectExtent l="0" t="0" r="5080" b="5715"/>
             <wp:docPr id="1638220096" name="Picture 1"/>
             <wp:cNvGraphicFramePr>
@@ -853,9 +779,6 @@
     </w:p>
     <w:p>
       <w:r>
-        <w:rPr>
-          <w:rFonts w:ascii="Aptos" w:eastAsia="Aptos" w:hAnsi="Aptos" w:cs="Aptos"/>
-        </w:rPr>
         <w:t>The factorial</w:t>
       </w:r>
       <w:r>
@@ -959,13 +882,12 @@
         <w:t xml:space="preserve"> for each </w:t>
       </w:r>
       <w:r>
-        <w:rPr>
-          <w:rFonts w:ascii="Aptos" w:eastAsia="Aptos" w:hAnsi="Aptos" w:cs="Aptos"/>
-        </w:rPr>
         <w:t>value.</w:t>
       </w:r>
       <w:r>
         <w:br/>
+      </w:r>
+      <w:r>
         <w:t>This causes the same subproblems to be solved again and again.</w:t>
       </w:r>
     </w:p>
@@ -984,9 +906,6 @@
         <w:t xml:space="preserve">Why </w:t>
       </w:r>
       <w:r>
-        <w:rPr>
-          <w:rFonts w:ascii="Aptos" w:eastAsia="Aptos" w:hAnsi="Aptos" w:cs="Aptos"/>
-        </w:rPr>
         <w:t>is Fibonacci</w:t>
       </w:r>
       <w:r>
@@ -1083,14 +1002,9 @@
         </w:rPr>
       </w:pPr>
       <w:r>
-        <w:rPr>
-          <w:b/>
-          <w:bCs/>
-          <w:noProof/>
-        </w:rPr>
         <w:drawing>
           <wp:inline distT="0" distB="0" distL="0" distR="0" wp14:anchorId="03542B65" wp14:editId="1BCA2C80">
-            <wp:extent cx="3970907" cy="2171700"/>
+            <wp:extent cx="3971925" cy="2171700"/>
             <wp:effectExtent l="0" t="0" r="0" b="0"/>
             <wp:docPr id="1892795379" name="Picture 1"/>
             <wp:cNvGraphicFramePr>
@@ -1141,7 +1055,6 @@
           <w:u w:val="single"/>
         </w:rPr>
       </w:pPr>
-      <w:proofErr w:type="spellStart"/>
       <w:r>
         <w:rPr>
           <w:b/>
@@ -1150,7 +1063,6 @@
         </w:rPr>
         <w:t>Memoized</w:t>
       </w:r>
-      <w:proofErr w:type="spellEnd"/>
       <w:r>
         <w:rPr>
           <w:b/>
@@ -1165,9 +1077,6 @@
         <w:t xml:space="preserve">The memoized version of Fibonacci is a </w:t>
       </w:r>
       <w:r>
-        <w:rPr>
-          <w:rFonts w:ascii="Aptos" w:eastAsia="Aptos" w:hAnsi="Aptos" w:cs="Aptos"/>
-        </w:rPr>
         <w:t>top-down dynamic programming</w:t>
       </w:r>
       <w:r>
@@ -1185,9 +1094,6 @@
         <w:t xml:space="preserve">The Concept: In naive recursion, the function </w:t>
       </w:r>
       <w:r>
-        <w:rPr>
-          <w:rFonts w:ascii="Aptos" w:eastAsia="Aptos" w:hAnsi="Aptos" w:cs="Aptos"/>
-        </w:rPr>
         <w:t>recalculates</w:t>
       </w:r>
       <w:r>
@@ -1260,11 +1166,9 @@
       <w:r>
         <w:t xml:space="preserve">Explanation: In the naive version, the time complexity is exponential (O(2^n)) because the number of calls doubles with each step. However, with </w:t>
       </w:r>
-      <w:proofErr w:type="spellStart"/>
       <w:r>
         <w:t>memoization</w:t>
       </w:r>
-      <w:proofErr w:type="spellEnd"/>
       <w:r>
         <w:t>, we only perform a constant amount of work for each value from 0 to n</w:t>
       </w:r>
@@ -1285,11 +1189,9 @@
       <w:r>
         <w:t xml:space="preserve">Proof by Call Counter: As required by your assignment, the call counter will show that for n=30, the naive version takes millions of calls, whereas the </w:t>
       </w:r>
-      <w:proofErr w:type="spellStart"/>
       <w:r>
         <w:t>memoized</w:t>
       </w:r>
-      <w:proofErr w:type="spellEnd"/>
       <w:r>
         <w:t xml:space="preserve"> version takes approximately 2n calls (roughly 60 calls).</w:t>
       </w:r>
@@ -1349,11 +1251,9 @@
           <w:numId w:val="12"/>
         </w:numPr>
       </w:pPr>
-      <w:proofErr w:type="spellStart"/>
       <w:r>
         <w:t>Memoization</w:t>
       </w:r>
-      <w:proofErr w:type="spellEnd"/>
       <w:r>
         <w:t xml:space="preserve"> Table: We store n results in a dictionary or array, which also takes O(n) space.</w:t>
       </w:r>
@@ -1395,9 +1295,6 @@
         <w:t>Worst Case: O(n)</w:t>
       </w:r>
       <w:r>
-        <w:rPr>
-          <w:rFonts w:ascii="Aptos" w:eastAsia="Aptos" w:hAnsi="Aptos" w:cs="Aptos"/>
-        </w:rPr>
         <w:t>—when</w:t>
       </w:r>
       <w:r>
@@ -1415,9 +1312,6 @@
         <w:t>Best Case: O(1)</w:t>
       </w:r>
       <w:r>
-        <w:rPr>
-          <w:rFonts w:ascii="Aptos" w:eastAsia="Aptos" w:hAnsi="Aptos" w:cs="Aptos"/>
-        </w:rPr>
         <w:t>—if</w:t>
       </w:r>
       <w:r>
@@ -1439,7 +1333,7 @@
           <w:bottom w:w="15" w:type="dxa"/>
           <w:right w:w="15" w:type="dxa"/>
         </w:tblCellMar>
-        <w:tblLook w:val="04A0" w:firstRow="1" w:lastRow="0" w:firstColumn="1" w:lastColumn="0" w:noHBand="0" w:noVBand="1"/>
+        <w:tblLook w:firstColumn="1" w:firstRow="1" w:lastColumn="0" w:lastRow="0" w:noHBand="0" w:noVBand="1" w:val="04A0"/>
       </w:tblPr>
       <w:tblGrid>
         <w:gridCol w:w="1680"/>
@@ -1448,20 +1342,21 @@
       </w:tblGrid>
       <w:tr>
         <w:trPr>
+          <w:hidden w:val="0"/>
           <w:tblHeader/>
           <w:tblCellSpacing w:w="15" w:type="dxa"/>
         </w:trPr>
         <w:tc>
           <w:tcPr>
-            <w:tcW w:w="0" w:type="auto"/>
+            <w:tcW w:w="1680" w:type="auto"/>
             <w:tcBorders>
-              <w:top w:val="single" w:sz="6" w:space="0" w:color="auto"/>
-              <w:left w:val="single" w:sz="6" w:space="0" w:color="auto"/>
-              <w:bottom w:val="single" w:sz="6" w:space="0" w:color="auto"/>
-              <w:right w:val="single" w:sz="6" w:space="0" w:color="auto"/>
+              <w:top w:val="single" w:color="auto" w:sz="6" w:space="0"/>
+              <w:left w:val="single" w:color="auto" w:sz="6" w:space="0"/>
+              <w:bottom w:val="single" w:color="auto" w:sz="6" w:space="0"/>
+              <w:right w:val="single" w:color="auto" w:sz="6" w:space="0"/>
             </w:tcBorders>
             <w:vAlign w:val="center"/>
-            <w:hideMark/>
+            <w:hideMark w:val="1"/>
           </w:tcPr>
           <w:p>
             <w:r>
@@ -1471,15 +1366,15 @@
         </w:tc>
         <w:tc>
           <w:tcPr>
-            <w:tcW w:w="0" w:type="auto"/>
+            <w:tcW w:w="2406" w:type="auto"/>
             <w:tcBorders>
-              <w:top w:val="single" w:sz="6" w:space="0" w:color="auto"/>
-              <w:left w:val="single" w:sz="6" w:space="0" w:color="auto"/>
-              <w:bottom w:val="single" w:sz="6" w:space="0" w:color="auto"/>
-              <w:right w:val="single" w:sz="6" w:space="0" w:color="auto"/>
+              <w:top w:val="single" w:color="auto" w:sz="6" w:space="0"/>
+              <w:left w:val="single" w:color="auto" w:sz="6" w:space="0"/>
+              <w:bottom w:val="single" w:color="auto" w:sz="6" w:space="0"/>
+              <w:right w:val="single" w:color="auto" w:sz="6" w:space="0"/>
             </w:tcBorders>
             <w:vAlign w:val="center"/>
-            <w:hideMark/>
+            <w:hideMark w:val="1"/>
           </w:tcPr>
           <w:p>
             <w:r>
@@ -1489,22 +1384,20 @@
         </w:tc>
         <w:tc>
           <w:tcPr>
-            <w:tcW w:w="0" w:type="auto"/>
+            <w:tcW w:w="2135" w:type="auto"/>
             <w:tcBorders>
-              <w:top w:val="single" w:sz="6" w:space="0" w:color="auto"/>
-              <w:left w:val="single" w:sz="6" w:space="0" w:color="auto"/>
-              <w:bottom w:val="single" w:sz="6" w:space="0" w:color="auto"/>
-              <w:right w:val="single" w:sz="6" w:space="0" w:color="auto"/>
+              <w:top w:val="single" w:color="auto" w:sz="6" w:space="0"/>
+              <w:left w:val="single" w:color="auto" w:sz="6" w:space="0"/>
+              <w:bottom w:val="single" w:color="auto" w:sz="6" w:space="0"/>
+              <w:right w:val="single" w:color="auto" w:sz="6" w:space="0"/>
             </w:tcBorders>
             <w:vAlign w:val="center"/>
-            <w:hideMark/>
+            <w:hideMark w:val="1"/>
           </w:tcPr>
           <w:p>
-            <w:proofErr w:type="spellStart"/>
             <w:r>
               <w:t>Memoized</w:t>
             </w:r>
-            <w:proofErr w:type="spellEnd"/>
             <w:r>
               <w:t xml:space="preserve"> Fibonacci</w:t>
             </w:r>
@@ -1513,19 +1406,20 @@
       </w:tr>
       <w:tr>
         <w:trPr>
+          <w:hidden w:val="0"/>
           <w:tblCellSpacing w:w="15" w:type="dxa"/>
         </w:trPr>
         <w:tc>
           <w:tcPr>
-            <w:tcW w:w="0" w:type="auto"/>
+            <w:tcW w:w="1680" w:type="auto"/>
             <w:tcBorders>
-              <w:top w:val="single" w:sz="6" w:space="0" w:color="auto"/>
-              <w:left w:val="single" w:sz="6" w:space="0" w:color="auto"/>
-              <w:bottom w:val="single" w:sz="6" w:space="0" w:color="auto"/>
-              <w:right w:val="single" w:sz="6" w:space="0" w:color="auto"/>
+              <w:top w:val="single" w:color="auto" w:sz="6" w:space="0"/>
+              <w:left w:val="single" w:color="auto" w:sz="6" w:space="0"/>
+              <w:bottom w:val="single" w:color="auto" w:sz="6" w:space="0"/>
+              <w:right w:val="single" w:color="auto" w:sz="6" w:space="0"/>
             </w:tcBorders>
             <w:vAlign w:val="center"/>
-            <w:hideMark/>
+            <w:hideMark w:val="1"/>
           </w:tcPr>
           <w:p>
             <w:r>
@@ -1535,15 +1429,15 @@
         </w:tc>
         <w:tc>
           <w:tcPr>
-            <w:tcW w:w="0" w:type="auto"/>
+            <w:tcW w:w="2406" w:type="auto"/>
             <w:tcBorders>
-              <w:top w:val="single" w:sz="6" w:space="0" w:color="auto"/>
-              <w:left w:val="single" w:sz="6" w:space="0" w:color="auto"/>
-              <w:bottom w:val="single" w:sz="6" w:space="0" w:color="auto"/>
-              <w:right w:val="single" w:sz="6" w:space="0" w:color="auto"/>
+              <w:top w:val="single" w:color="auto" w:sz="6" w:space="0"/>
+              <w:left w:val="single" w:color="auto" w:sz="6" w:space="0"/>
+              <w:bottom w:val="single" w:color="auto" w:sz="6" w:space="0"/>
+              <w:right w:val="single" w:color="auto" w:sz="6" w:space="0"/>
             </w:tcBorders>
             <w:vAlign w:val="center"/>
-            <w:hideMark/>
+            <w:hideMark w:val="1"/>
           </w:tcPr>
           <w:p>
             <w:r>
@@ -1553,15 +1447,15 @@
         </w:tc>
         <w:tc>
           <w:tcPr>
-            <w:tcW w:w="0" w:type="auto"/>
+            <w:tcW w:w="2135" w:type="auto"/>
             <w:tcBorders>
-              <w:top w:val="single" w:sz="6" w:space="0" w:color="auto"/>
-              <w:left w:val="single" w:sz="6" w:space="0" w:color="auto"/>
-              <w:bottom w:val="single" w:sz="6" w:space="0" w:color="auto"/>
-              <w:right w:val="single" w:sz="6" w:space="0" w:color="auto"/>
+              <w:top w:val="single" w:color="auto" w:sz="6" w:space="0"/>
+              <w:left w:val="single" w:color="auto" w:sz="6" w:space="0"/>
+              <w:bottom w:val="single" w:color="auto" w:sz="6" w:space="0"/>
+              <w:right w:val="single" w:color="auto" w:sz="6" w:space="0"/>
             </w:tcBorders>
             <w:vAlign w:val="center"/>
-            <w:hideMark/>
+            <w:hideMark w:val="1"/>
           </w:tcPr>
           <w:p>
             <w:r>
@@ -1572,19 +1466,20 @@
       </w:tr>
       <w:tr>
         <w:trPr>
+          <w:hidden w:val="0"/>
           <w:tblCellSpacing w:w="15" w:type="dxa"/>
         </w:trPr>
         <w:tc>
           <w:tcPr>
-            <w:tcW w:w="0" w:type="auto"/>
+            <w:tcW w:w="1680" w:type="auto"/>
             <w:tcBorders>
-              <w:top w:val="single" w:sz="6" w:space="0" w:color="auto"/>
-              <w:left w:val="single" w:sz="6" w:space="0" w:color="auto"/>
-              <w:bottom w:val="single" w:sz="6" w:space="0" w:color="auto"/>
-              <w:right w:val="single" w:sz="6" w:space="0" w:color="auto"/>
+              <w:top w:val="single" w:color="auto" w:sz="6" w:space="0"/>
+              <w:left w:val="single" w:color="auto" w:sz="6" w:space="0"/>
+              <w:bottom w:val="single" w:color="auto" w:sz="6" w:space="0"/>
+              <w:right w:val="single" w:color="auto" w:sz="6" w:space="0"/>
             </w:tcBorders>
             <w:vAlign w:val="center"/>
-            <w:hideMark/>
+            <w:hideMark w:val="1"/>
           </w:tcPr>
           <w:p>
             <w:r>
@@ -1594,15 +1489,15 @@
         </w:tc>
         <w:tc>
           <w:tcPr>
-            <w:tcW w:w="0" w:type="auto"/>
+            <w:tcW w:w="2406" w:type="auto"/>
             <w:tcBorders>
-              <w:top w:val="single" w:sz="6" w:space="0" w:color="auto"/>
-              <w:left w:val="single" w:sz="6" w:space="0" w:color="auto"/>
-              <w:bottom w:val="single" w:sz="6" w:space="0" w:color="auto"/>
-              <w:right w:val="single" w:sz="6" w:space="0" w:color="auto"/>
+              <w:top w:val="single" w:color="auto" w:sz="6" w:space="0"/>
+              <w:left w:val="single" w:color="auto" w:sz="6" w:space="0"/>
+              <w:bottom w:val="single" w:color="auto" w:sz="6" w:space="0"/>
+              <w:right w:val="single" w:color="auto" w:sz="6" w:space="0"/>
             </w:tcBorders>
             <w:vAlign w:val="center"/>
-            <w:hideMark/>
+            <w:hideMark w:val="1"/>
           </w:tcPr>
           <w:p>
             <w:r>
@@ -1612,15 +1507,15 @@
         </w:tc>
         <w:tc>
           <w:tcPr>
-            <w:tcW w:w="0" w:type="auto"/>
+            <w:tcW w:w="2135" w:type="auto"/>
             <w:tcBorders>
-              <w:top w:val="single" w:sz="6" w:space="0" w:color="auto"/>
-              <w:left w:val="single" w:sz="6" w:space="0" w:color="auto"/>
-              <w:bottom w:val="single" w:sz="6" w:space="0" w:color="auto"/>
-              <w:right w:val="single" w:sz="6" w:space="0" w:color="auto"/>
+              <w:top w:val="single" w:color="auto" w:sz="6" w:space="0"/>
+              <w:left w:val="single" w:color="auto" w:sz="6" w:space="0"/>
+              <w:bottom w:val="single" w:color="auto" w:sz="6" w:space="0"/>
+              <w:right w:val="single" w:color="auto" w:sz="6" w:space="0"/>
             </w:tcBorders>
             <w:vAlign w:val="center"/>
-            <w:hideMark/>
+            <w:hideMark w:val="1"/>
           </w:tcPr>
           <w:p>
             <w:r>
@@ -1631,19 +1526,20 @@
       </w:tr>
       <w:tr>
         <w:trPr>
+          <w:hidden w:val="0"/>
           <w:tblCellSpacing w:w="15" w:type="dxa"/>
         </w:trPr>
         <w:tc>
           <w:tcPr>
-            <w:tcW w:w="0" w:type="auto"/>
+            <w:tcW w:w="1680" w:type="auto"/>
             <w:tcBorders>
-              <w:top w:val="single" w:sz="6" w:space="0" w:color="auto"/>
-              <w:left w:val="single" w:sz="6" w:space="0" w:color="auto"/>
-              <w:bottom w:val="single" w:sz="6" w:space="0" w:color="auto"/>
-              <w:right w:val="single" w:sz="6" w:space="0" w:color="auto"/>
+              <w:top w:val="single" w:color="auto" w:sz="6" w:space="0"/>
+              <w:left w:val="single" w:color="auto" w:sz="6" w:space="0"/>
+              <w:bottom w:val="single" w:color="auto" w:sz="6" w:space="0"/>
+              <w:right w:val="single" w:color="auto" w:sz="6" w:space="0"/>
             </w:tcBorders>
             <w:vAlign w:val="center"/>
-            <w:hideMark/>
+            <w:hideMark w:val="1"/>
           </w:tcPr>
           <w:p>
             <w:r>
@@ -1653,15 +1549,15 @@
         </w:tc>
         <w:tc>
           <w:tcPr>
-            <w:tcW w:w="0" w:type="auto"/>
+            <w:tcW w:w="2406" w:type="auto"/>
             <w:tcBorders>
-              <w:top w:val="single" w:sz="6" w:space="0" w:color="auto"/>
-              <w:left w:val="single" w:sz="6" w:space="0" w:color="auto"/>
-              <w:bottom w:val="single" w:sz="6" w:space="0" w:color="auto"/>
-              <w:right w:val="single" w:sz="6" w:space="0" w:color="auto"/>
+              <w:top w:val="single" w:color="auto" w:sz="6" w:space="0"/>
+              <w:left w:val="single" w:color="auto" w:sz="6" w:space="0"/>
+              <w:bottom w:val="single" w:color="auto" w:sz="6" w:space="0"/>
+              <w:right w:val="single" w:color="auto" w:sz="6" w:space="0"/>
             </w:tcBorders>
             <w:vAlign w:val="center"/>
-            <w:hideMark/>
+            <w:hideMark w:val="1"/>
           </w:tcPr>
           <w:p>
             <w:r>
@@ -1671,15 +1567,15 @@
         </w:tc>
         <w:tc>
           <w:tcPr>
-            <w:tcW w:w="0" w:type="auto"/>
+            <w:tcW w:w="2135" w:type="auto"/>
             <w:tcBorders>
-              <w:top w:val="single" w:sz="6" w:space="0" w:color="auto"/>
-              <w:left w:val="single" w:sz="6" w:space="0" w:color="auto"/>
-              <w:bottom w:val="single" w:sz="6" w:space="0" w:color="auto"/>
-              <w:right w:val="single" w:sz="6" w:space="0" w:color="auto"/>
+              <w:top w:val="single" w:color="auto" w:sz="6" w:space="0"/>
+              <w:left w:val="single" w:color="auto" w:sz="6" w:space="0"/>
+              <w:bottom w:val="single" w:color="auto" w:sz="6" w:space="0"/>
+              <w:right w:val="single" w:color="auto" w:sz="6" w:space="0"/>
             </w:tcBorders>
             <w:vAlign w:val="center"/>
-            <w:hideMark/>
+            <w:hideMark w:val="1"/>
           </w:tcPr>
           <w:p>
             <w:r>
@@ -1690,19 +1586,20 @@
       </w:tr>
       <w:tr>
         <w:trPr>
+          <w:hidden w:val="0"/>
           <w:tblCellSpacing w:w="15" w:type="dxa"/>
         </w:trPr>
         <w:tc>
           <w:tcPr>
-            <w:tcW w:w="0" w:type="auto"/>
+            <w:tcW w:w="1680" w:type="auto"/>
             <w:tcBorders>
-              <w:top w:val="single" w:sz="6" w:space="0" w:color="auto"/>
-              <w:left w:val="single" w:sz="6" w:space="0" w:color="auto"/>
-              <w:bottom w:val="single" w:sz="6" w:space="0" w:color="auto"/>
-              <w:right w:val="single" w:sz="6" w:space="0" w:color="auto"/>
+              <w:top w:val="single" w:color="auto" w:sz="6" w:space="0"/>
+              <w:left w:val="single" w:color="auto" w:sz="6" w:space="0"/>
+              <w:bottom w:val="single" w:color="auto" w:sz="6" w:space="0"/>
+              <w:right w:val="single" w:color="auto" w:sz="6" w:space="0"/>
             </w:tcBorders>
             <w:vAlign w:val="center"/>
-            <w:hideMark/>
+            <w:hideMark w:val="1"/>
           </w:tcPr>
           <w:p>
             <w:r>
@@ -1712,15 +1609,15 @@
         </w:tc>
         <w:tc>
           <w:tcPr>
-            <w:tcW w:w="0" w:type="auto"/>
+            <w:tcW w:w="2406" w:type="auto"/>
             <w:tcBorders>
-              <w:top w:val="single" w:sz="6" w:space="0" w:color="auto"/>
-              <w:left w:val="single" w:sz="6" w:space="0" w:color="auto"/>
-              <w:bottom w:val="single" w:sz="6" w:space="0" w:color="auto"/>
-              <w:right w:val="single" w:sz="6" w:space="0" w:color="auto"/>
+              <w:top w:val="single" w:color="auto" w:sz="6" w:space="0"/>
+              <w:left w:val="single" w:color="auto" w:sz="6" w:space="0"/>
+              <w:bottom w:val="single" w:color="auto" w:sz="6" w:space="0"/>
+              <w:right w:val="single" w:color="auto" w:sz="6" w:space="0"/>
             </w:tcBorders>
             <w:vAlign w:val="center"/>
-            <w:hideMark/>
+            <w:hideMark w:val="1"/>
           </w:tcPr>
           <w:p>
             <w:r>
@@ -1730,15 +1627,15 @@
         </w:tc>
         <w:tc>
           <w:tcPr>
-            <w:tcW w:w="0" w:type="auto"/>
+            <w:tcW w:w="2135" w:type="auto"/>
             <w:tcBorders>
-              <w:top w:val="single" w:sz="6" w:space="0" w:color="auto"/>
-              <w:left w:val="single" w:sz="6" w:space="0" w:color="auto"/>
-              <w:bottom w:val="single" w:sz="6" w:space="0" w:color="auto"/>
-              <w:right w:val="single" w:sz="6" w:space="0" w:color="auto"/>
+              <w:top w:val="single" w:color="auto" w:sz="6" w:space="0"/>
+              <w:left w:val="single" w:color="auto" w:sz="6" w:space="0"/>
+              <w:bottom w:val="single" w:color="auto" w:sz="6" w:space="0"/>
+              <w:right w:val="single" w:color="auto" w:sz="6" w:space="0"/>
             </w:tcBorders>
             <w:vAlign w:val="center"/>
-            <w:hideMark/>
+            <w:hideMark w:val="1"/>
           </w:tcPr>
           <w:p>
             <w:r>
@@ -1751,12 +1648,9 @@
     <w:p/>
     <w:p>
       <w:r>
-        <w:rPr>
-          <w:noProof/>
-        </w:rPr>
         <w:drawing>
           <wp:inline distT="0" distB="0" distL="0" distR="0" wp14:anchorId="2F399A57" wp14:editId="363ABCFC">
-            <wp:extent cx="5731510" cy="2177415"/>
+            <wp:extent cx="5734050" cy="2181225"/>
             <wp:effectExtent l="0" t="0" r="2540" b="0"/>
             <wp:docPr id="1781743339" name="Picture 1"/>
             <wp:cNvGraphicFramePr>
@@ -1898,7 +1792,6 @@
       </w:r>
       <w:r>
         <w:rPr>
-          <w:rFonts w:ascii="Aptos" w:eastAsia="Aptos" w:hAnsi="Aptos" w:cs="Aptos"/>
           <w:sz w:val="28"/>
           <w:szCs w:val="28"/>
         </w:rPr>
@@ -1913,7 +1806,6 @@
       </w:r>
       <w:r>
         <w:rPr>
-          <w:rFonts w:ascii="Aptos" w:eastAsia="Aptos" w:hAnsi="Aptos" w:cs="Aptos"/>
           <w:sz w:val="28"/>
           <w:szCs w:val="28"/>
         </w:rPr>
@@ -1928,7 +1820,6 @@
       </w:r>
       <w:r>
         <w:rPr>
-          <w:rFonts w:ascii="Aptos" w:eastAsia="Aptos" w:hAnsi="Aptos" w:cs="Aptos"/>
           <w:sz w:val="28"/>
           <w:szCs w:val="28"/>
         </w:rPr>
@@ -1962,7 +1853,6 @@
         </w:rPr>
         <w:t xml:space="preserve"> Recursion cannot continue infinitely. The </w:t>
       </w:r>
-      <w:proofErr w:type="spellStart"/>
       <w:r>
         <w:rPr>
           <w:sz w:val="28"/>
@@ -1972,25 +1862,20 @@
       </w:r>
       <w:r>
         <w:rPr>
-          <w:rFonts w:ascii="Aptos" w:eastAsia="Aptos" w:hAnsi="Aptos" w:cs="Aptos"/>
           <w:sz w:val="28"/>
           <w:szCs w:val="28"/>
         </w:rPr>
         <w:t>are</w:t>
       </w:r>
-      <w:proofErr w:type="spellEnd"/>
-      <w:r>
-        <w:rPr>
-          <w:rFonts w:ascii="Aptos" w:eastAsia="Aptos" w:hAnsi="Aptos" w:cs="Aptos"/>
+      <w:r>
+        <w:rPr>
           <w:sz w:val="28"/>
           <w:szCs w:val="28"/>
         </w:rPr>
         <w:t xml:space="preserve"> </w:t>
       </w:r>
-      <w:proofErr w:type="spellStart"/>
-      <w:r>
-        <w:rPr>
-          <w:rFonts w:ascii="Aptos" w:eastAsia="Aptos" w:hAnsi="Aptos" w:cs="Aptos"/>
+      <w:r>
+        <w:rPr>
           <w:sz w:val="28"/>
           <w:szCs w:val="28"/>
         </w:rPr>
@@ -2005,7 +1890,6 @@
       </w:r>
       <w:r>
         <w:rPr>
-          <w:rFonts w:ascii="Aptos" w:eastAsia="Aptos" w:hAnsi="Aptos" w:cs="Aptos"/>
           <w:sz w:val="28"/>
           <w:szCs w:val="28"/>
         </w:rPr>
@@ -2018,7 +1902,6 @@
         </w:rPr>
         <w:t>peg</w:t>
       </w:r>
-      <w:proofErr w:type="spellEnd"/>
       <w:r>
         <w:rPr>
           <w:sz w:val="28"/>
@@ -2358,7 +2241,6 @@
       </w:r>
       <w:r>
         <w:rPr>
-          <w:rFonts w:ascii="Aptos" w:eastAsia="Aptos" w:hAnsi="Aptos" w:cs="Aptos"/>
           <w:sz w:val="28"/>
           <w:szCs w:val="28"/>
         </w:rPr>
@@ -2373,7 +2255,6 @@
       </w:r>
       <w:r>
         <w:rPr>
-          <w:rFonts w:ascii="Aptos" w:eastAsia="Aptos" w:hAnsi="Aptos" w:cs="Aptos"/>
           <w:sz w:val="28"/>
           <w:szCs w:val="28"/>
         </w:rPr>
@@ -2383,7 +2264,6 @@
     <w:p>
       <w:r>
         <w:rPr>
-          <w:rFonts w:ascii="Aptos" w:eastAsia="Aptos" w:hAnsi="Aptos" w:cs="Aptos"/>
           <w:sz w:val="28"/>
           <w:szCs w:val="28"/>
         </w:rPr>
@@ -2486,14 +2366,9 @@
         </w:rPr>
       </w:pPr>
       <w:r>
-        <w:rPr>
-          <w:noProof/>
-          <w:sz w:val="28"/>
-          <w:szCs w:val="28"/>
-        </w:rPr>
         <w:drawing>
           <wp:inline distT="0" distB="0" distL="0" distR="0" wp14:anchorId="06D849F3" wp14:editId="32999B09">
-            <wp:extent cx="3858163" cy="2705478"/>
+            <wp:extent cx="3857625" cy="2705100"/>
             <wp:effectExtent l="0" t="0" r="0" b="0"/>
             <wp:docPr id="1800198379" name="Picture 1"/>
             <wp:cNvGraphicFramePr>
@@ -2539,7 +2414,7 @@
     <w:p>
       <w:pPr>
         <w:rPr>
-          <w:rFonts w:ascii="Aptos" w:eastAsia="Aptos" w:hAnsi="Aptos" w:cs="Aptos"/>
+          <w:rFonts w:ascii="Aptos" w:hAnsi="Aptos" w:eastAsia="Aptos" w:cs="Aptos"/>
           <w:b/>
           <w:bCs/>
           <w:sz w:val="28"/>
@@ -2549,7 +2424,6 @@
       </w:pPr>
       <w:r>
         <w:rPr>
-          <w:rFonts w:ascii="Aptos" w:eastAsia="Aptos" w:hAnsi="Aptos" w:cs="Aptos"/>
           <w:b/>
           <w:bCs/>
           <w:sz w:val="28"/>
@@ -2560,7 +2434,6 @@
       </w:r>
       <w:r>
         <w:rPr>
-          <w:rFonts w:ascii="Aptos" w:eastAsia="Aptos" w:hAnsi="Aptos" w:cs="Aptos"/>
           <w:b/>
           <w:bCs/>
           <w:sz w:val="28"/>
@@ -2570,7 +2443,6 @@
       </w:r>
       <w:r>
         <w:rPr>
-          <w:rFonts w:ascii="Aptos" w:eastAsia="Aptos" w:hAnsi="Aptos" w:cs="Aptos"/>
           <w:sz w:val="28"/>
           <w:szCs w:val="28"/>
         </w:rPr>
@@ -2701,7 +2573,6 @@
       </w:r>
       <w:r>
         <w:rPr>
-          <w:rFonts w:ascii="Aptos" w:eastAsia="Aptos" w:hAnsi="Aptos" w:cs="Aptos"/>
           <w:sz w:val="28"/>
           <w:szCs w:val="28"/>
         </w:rPr>
@@ -2716,7 +2587,6 @@
       </w:r>
       <w:r>
         <w:rPr>
-          <w:rFonts w:ascii="Aptos" w:eastAsia="Aptos" w:hAnsi="Aptos" w:cs="Aptos"/>
           <w:sz w:val="28"/>
           <w:szCs w:val="28"/>
         </w:rPr>
@@ -2863,16 +2733,9 @@
         </w:rPr>
       </w:pPr>
       <w:r>
-        <w:rPr>
-          <w:b/>
-          <w:bCs/>
-          <w:noProof/>
-          <w:sz w:val="28"/>
-          <w:szCs w:val="28"/>
-        </w:rPr>
         <w:drawing>
           <wp:inline distT="0" distB="0" distL="0" distR="0" wp14:anchorId="58F15874" wp14:editId="6A389FF0">
-            <wp:extent cx="5731510" cy="1606550"/>
+            <wp:extent cx="5734050" cy="1609725"/>
             <wp:effectExtent l="0" t="0" r="2540" b="0"/>
             <wp:docPr id="1639164094" name="Picture 1"/>
             <wp:cNvGraphicFramePr>
@@ -2958,7 +2821,6 @@
       </w:r>
       <w:r>
         <w:rPr>
-          <w:rFonts w:ascii="Aptos" w:eastAsia="Aptos" w:hAnsi="Aptos" w:cs="Aptos"/>
           <w:sz w:val="28"/>
           <w:szCs w:val="28"/>
         </w:rPr>
@@ -2973,7 +2835,6 @@
       </w:r>
       <w:r>
         <w:rPr>
-          <w:rFonts w:ascii="Aptos" w:eastAsia="Aptos" w:hAnsi="Aptos" w:cs="Aptos"/>
           <w:sz w:val="28"/>
           <w:szCs w:val="28"/>
         </w:rPr>
@@ -3036,7 +2897,6 @@
       </w:r>
       <w:r>
         <w:rPr>
-          <w:rFonts w:ascii="Aptos" w:eastAsia="Aptos" w:hAnsi="Aptos" w:cs="Aptos"/>
           <w:sz w:val="28"/>
           <w:szCs w:val="28"/>
         </w:rPr>
@@ -3087,7 +2947,6 @@
       </w:r>
       <w:r>
         <w:rPr>
-          <w:rFonts w:ascii="Aptos" w:eastAsia="Aptos" w:hAnsi="Aptos" w:cs="Aptos"/>
           <w:sz w:val="28"/>
           <w:szCs w:val="28"/>
         </w:rPr>
@@ -3102,7 +2961,6 @@
       </w:r>
       <w:r>
         <w:rPr>
-          <w:rFonts w:ascii="Aptos" w:eastAsia="Aptos" w:hAnsi="Aptos" w:cs="Aptos"/>
           <w:sz w:val="28"/>
           <w:szCs w:val="28"/>
         </w:rPr>
@@ -3213,7 +3071,6 @@
       </w:r>
       <w:r>
         <w:rPr>
-          <w:rFonts w:ascii="Aptos" w:eastAsia="Aptos" w:hAnsi="Aptos" w:cs="Aptos"/>
           <w:sz w:val="28"/>
           <w:szCs w:val="28"/>
         </w:rPr>
@@ -3301,7 +3158,6 @@
       </w:r>
       <w:r>
         <w:rPr>
-          <w:rFonts w:ascii="Aptos" w:eastAsia="Aptos" w:hAnsi="Aptos" w:cs="Aptos"/>
           <w:sz w:val="28"/>
           <w:szCs w:val="28"/>
         </w:rPr>
@@ -3316,7 +3172,6 @@
       </w:r>
       <w:r>
         <w:rPr>
-          <w:rFonts w:ascii="Aptos" w:eastAsia="Aptos" w:hAnsi="Aptos" w:cs="Aptos"/>
           <w:sz w:val="28"/>
           <w:szCs w:val="28"/>
         </w:rPr>
@@ -3333,7 +3188,6 @@
       </w:r>
       <w:r>
         <w:rPr>
-          <w:rFonts w:ascii="Aptos" w:eastAsia="Aptos" w:hAnsi="Aptos" w:cs="Aptos"/>
           <w:sz w:val="28"/>
           <w:szCs w:val="28"/>
         </w:rPr>
@@ -3449,7 +3303,6 @@
         </w:rPr>
         <w:t xml:space="preserve">2. </w:t>
       </w:r>
-      <w:proofErr w:type="spellStart"/>
       <w:r>
         <w:rPr>
           <w:b/>
@@ -3460,7 +3313,6 @@
         </w:rPr>
         <w:t>Memoized</w:t>
       </w:r>
-      <w:proofErr w:type="spellEnd"/>
       <w:r>
         <w:rPr>
           <w:b/>
@@ -3486,7 +3338,6 @@
         </w:rPr>
         <w:t xml:space="preserve">While the standard recursive Fibonacci algorithm is highly inefficient, adding </w:t>
       </w:r>
-      <w:proofErr w:type="spellStart"/>
       <w:r>
         <w:rPr>
           <w:b/>
@@ -3496,7 +3347,6 @@
         </w:rPr>
         <w:t>memoization</w:t>
       </w:r>
-      <w:proofErr w:type="spellEnd"/>
       <w:r>
         <w:rPr>
           <w:sz w:val="28"/>
@@ -3548,7 +3398,6 @@
         </w:rPr>
         <w:t xml:space="preserve"> </w:t>
       </w:r>
-      <w:proofErr w:type="spellStart"/>
       <w:r>
         <w:rPr>
           <w:sz w:val="28"/>
@@ -3556,7 +3405,6 @@
         </w:rPr>
         <w:t>Memoization</w:t>
       </w:r>
-      <w:proofErr w:type="spellEnd"/>
       <w:r>
         <w:rPr>
           <w:sz w:val="28"/>
@@ -3596,7 +3444,6 @@
         </w:rPr>
         <w:t xml:space="preserve"> calls Fib(3). Without </w:t>
       </w:r>
-      <w:proofErr w:type="spellStart"/>
       <w:r>
         <w:rPr>
           <w:sz w:val="28"/>
@@ -3604,7 +3451,6 @@
         </w:rPr>
         <w:t>memoization</w:t>
       </w:r>
-      <w:proofErr w:type="spellEnd"/>
       <w:r>
         <w:rPr>
           <w:sz w:val="28"/>
@@ -3640,7 +3486,6 @@
         </w:rPr>
         <w:t xml:space="preserve"> </w:t>
       </w:r>
-      <w:proofErr w:type="spellStart"/>
       <w:r>
         <w:rPr>
           <w:sz w:val="28"/>
@@ -3648,7 +3493,6 @@
         </w:rPr>
         <w:t>Memoization</w:t>
       </w:r>
-      <w:proofErr w:type="spellEnd"/>
       <w:r>
         <w:rPr>
           <w:sz w:val="28"/>
@@ -3685,6 +3529,39 @@
           <w:u w:val="single"/>
         </w:rPr>
       </w:pPr>
+      <w:r>
+        <w:rPr>
+          <w:b/>
+          <w:sz w:val="32"/>
+          <w:u w:val="single"/>
+        </w:rPr>
+        <w:t>github link</w:t>
+      </w:r>
+    </w:p>
+    <w:p>
+      <w:pPr>
+        <w:rPr>
+          <w:b/>
+          <w:bCs/>
+          <w:sz w:val="32"/>
+          <w:szCs w:val="32"/>
+          <w:u w:val="single"/>
+        </w:rPr>
+      </w:pPr>
+      <w:hyperlink w:history="1" r:id="rId15">
+        <w:r>
+          <w:rPr>
+            <w:b/>
+            <w:sz w:val="32"/>
+            <w:rStyle w:val="Hyperlink"/>
+            <w:bCs/>
+            <w:szCs w:val="32"/>
+            <w:rFonts w:ascii="Aptos" w:hAnsi="Aptos" w:eastAsia="Aptos" w:cs="Aptos"/>
+            <w:u w:val="single"/>
+          </w:rPr>
+          <w:t>https://github.com/ajiteshgusain/dsa-assignment/tree/main/lab%20assignment/uint-2</w:t>
+        </w:r>
+      </w:hyperlink>
     </w:p>
     <w:p>
       <w:pPr>
@@ -6994,6 +6871,17 @@
       <w:spacing w:val="5"/>
     </w:rPr>
   </w:style>
+  <w:style w:styleId="Hyperlink" w:type="character">
+    <w:name w:val="Hyperlink"/>
+    <w:basedOn w:val="DefaultParagraphFont"/>
+    <w:uiPriority w:val="99"/>
+    <w:unhideWhenUsed/>
+    <w:rsid w:val="00D87CC4"/>
+    <w:rPr>
+      <w:color w:themeColor="hyperlink" w:val="467886"/>
+      <w:u w:val="single"/>
+    </w:rPr>
+  </w:style>
 </w:styles>
 </file>
 

--- a/lab assignment/unit 1/AERT_assignment_Ajites_singh_gusian_2501630014_LAB/PYTHON DSA LAB ASSIGNMENT updated.docx
+++ b/lab assignment/unit 1/AERT_assignment_Ajites_singh_gusian_2501630014_LAB/PYTHON DSA LAB ASSIGNMENT updated.docx
@@ -419,7 +419,7 @@
     </w:p>
     <w:p>
       <w:r>
-        <w:pict w14:anchorId="575482696">
+        <w:pict w14:anchorId="104889897">
           <v:rect id="_x0000_i1025" fillcolor="#a0a0a0" style="width:0;height:1.5pt" o:hralign="center" o:hrstd="t" o:hr="t" stroked="f"/>
         </w:pict>
       </w:r>
@@ -522,7 +522,7 @@
         </w:rPr>
       </w:pPr>
       <w:r>
-        <w:pict w14:anchorId="233581341">
+        <w:pict w14:anchorId="2131335379">
           <v:rect id="_x0000_i1026" fillcolor="#a0a0a0" style="width:468pt;height:1.2pt" o:hralign="center" o:hrstd="t" o:hr="t" stroked="f"/>
         </w:pict>
       </w:r>
@@ -3537,31 +3537,33 @@
         </w:rPr>
         <w:t>github link</w:t>
       </w:r>
-    </w:p>
-    <w:p>
-      <w:pPr>
-        <w:rPr>
-          <w:b/>
-          <w:bCs/>
-          <w:sz w:val="32"/>
-          <w:szCs w:val="32"/>
-          <w:u w:val="single"/>
-        </w:rPr>
-      </w:pPr>
-      <w:hyperlink w:history="1" r:id="rId15">
+      <w:hyperlink w:history="1" r:id="rId16">
         <w:r>
           <w:rPr>
             <w:b/>
             <w:sz w:val="32"/>
             <w:rStyle w:val="Hyperlink"/>
-            <w:bCs/>
-            <w:szCs w:val="32"/>
+            <w:kern w:val="2"/>
+            <w:szCs w:val="22"/>
+            <w:lang w:val="en-IN" w:eastAsia="en-US" w:bidi="ar-SA"/>
+            <w14:ligatures w14:val="standardContextual"/>
             <w:rFonts w:ascii="Aptos" w:hAnsi="Aptos" w:eastAsia="Aptos" w:cs="Aptos"/>
             <w:u w:val="single"/>
           </w:rPr>
-          <w:t>https://github.com/ajiteshgusain/dsa-assignment/tree/main/lab%20assignment/uint-2</w:t>
+          <w:t>https://github.com/ajiteshgusain/dsa-assignment/tree/main/lab%20assignment/unit%201</w:t>
         </w:r>
       </w:hyperlink>
+    </w:p>
+    <w:p>
+      <w:pPr>
+        <w:rPr>
+          <w:b/>
+          <w:bCs/>
+          <w:sz w:val="32"/>
+          <w:szCs w:val="32"/>
+          <w:u w:val="single"/>
+        </w:rPr>
+      </w:pPr>
     </w:p>
     <w:p>
       <w:pPr>
